--- a/Requirements/SRS v1.0 - 31 Ekim 2025.docx
+++ b/Requirements/SRS v1.0 - 31 Ekim 2025.docx
@@ -32,7 +32,7 @@
           <wp:inline distB="0" distT="0" distL="0" distR="0">
             <wp:extent cx="1485900" cy="412750"/>
             <wp:effectExtent b="0" l="0" r="0" t="0"/>
-            <wp:docPr id="3" name="image1.png"/>
+            <wp:docPr id="4" name="image1.png"/>
             <a:graphic>
               <a:graphicData uri="http://schemas.openxmlformats.org/drawingml/2006/picture">
                 <pic:pic>
@@ -1428,7 +1428,7 @@
     </w:p>
     <w:sdt>
       <w:sdtPr>
-        <w:id w:val="-417753305"/>
+        <w:id w:val="565366143"/>
         <w:docPartObj>
           <w:docPartGallery w:val="Table of Contents"/>
           <w:docPartUnique w:val="1"/>
@@ -4150,6 +4150,85 @@
           <w:ilvl w:val="1"/>
           <w:numId w:val="9"/>
         </w:numPr>
+        <w:spacing w:after="120" w:before="0" w:beforeAutospacing="0" w:lineRule="auto"/>
+        <w:ind w:left="1440" w:hanging="360"/>
+        <w:rPr>
+          <w:sz w:val="24"/>
+          <w:szCs w:val="24"/>
+        </w:rPr>
+      </w:pPr>
+      <w:r>
+        <w:rPr>
+          <w:rFonts w:ascii="Times New Roman" w:cs="Times New Roman" w:eastAsia="Times New Roman" w:hAnsi="Times New Roman"/>
+          <w:b w:val="1"/>
+          <w:color w:val="1f1f1f"/>
+          <w:sz w:val="24"/>
+          <w:szCs w:val="24"/>
+          <w:rtl w:val="0"/>
+        </w:rPr>
+        <w:t xml:space="preserve">NICU Clinician:</w:t>
+      </w:r>
+      <w:r>
+        <w:rPr>
+          <w:rFonts w:ascii="Times New Roman" w:cs="Times New Roman" w:eastAsia="Times New Roman" w:hAnsi="Times New Roman"/>
+          <w:color w:val="1f1f1f"/>
+          <w:sz w:val="24"/>
+          <w:szCs w:val="24"/>
+          <w:rtl w:val="0"/>
+        </w:rPr>
+        <w:t xml:space="preserve"> Will access the local website interface to monitor real-time AI diagnoses from NICU devices.</w:t>
+      </w:r>
+    </w:p>
+    <w:p>
+      <w:pPr>
+        <w:spacing w:after="120" w:before="360" w:lineRule="auto"/>
+        <w:ind w:left="1440" w:firstLine="0"/>
+        <w:rPr>
+          <w:rFonts w:ascii="Times New Roman" w:cs="Times New Roman" w:eastAsia="Times New Roman" w:hAnsi="Times New Roman"/>
+          <w:color w:val="1f1f1f"/>
+          <w:sz w:val="24"/>
+          <w:szCs w:val="24"/>
+        </w:rPr>
+      </w:pPr>
+      <w:r>
+        <w:rPr>
+          <w:rtl w:val="0"/>
+        </w:rPr>
+      </w:r>
+    </w:p>
+    <w:p>
+      <w:pPr>
+        <w:numPr>
+          <w:ilvl w:val="0"/>
+          <w:numId w:val="9"/>
+        </w:numPr>
+        <w:shd w:fill="ffffff" w:val="clear"/>
+        <w:spacing w:after="0" w:afterAutospacing="0" w:before="240" w:lineRule="auto"/>
+        <w:ind w:left="720" w:hanging="360"/>
+        <w:rPr>
+          <w:rFonts w:ascii="Times New Roman" w:cs="Times New Roman" w:eastAsia="Times New Roman" w:hAnsi="Times New Roman"/>
+          <w:sz w:val="24"/>
+          <w:szCs w:val="24"/>
+        </w:rPr>
+      </w:pPr>
+      <w:r>
+        <w:rPr>
+          <w:rFonts w:ascii="Times New Roman" w:cs="Times New Roman" w:eastAsia="Times New Roman" w:hAnsi="Times New Roman"/>
+          <w:b w:val="1"/>
+          <w:color w:val="1f1f1f"/>
+          <w:sz w:val="24"/>
+          <w:szCs w:val="24"/>
+          <w:rtl w:val="0"/>
+        </w:rPr>
+        <w:t xml:space="preserve">Hardware Interfaces:</w:t>
+      </w:r>
+    </w:p>
+    <w:p>
+      <w:pPr>
+        <w:numPr>
+          <w:ilvl w:val="1"/>
+          <w:numId w:val="9"/>
+        </w:numPr>
         <w:spacing w:after="0" w:afterAutospacing="0" w:before="0" w:beforeAutospacing="0" w:lineRule="auto"/>
         <w:ind w:left="1440" w:hanging="360"/>
         <w:rPr>
@@ -4160,13 +4239,47 @@
       <w:r>
         <w:rPr>
           <w:rFonts w:ascii="Times New Roman" w:cs="Times New Roman" w:eastAsia="Times New Roman" w:hAnsi="Times New Roman"/>
+          <w:color w:val="1f1f1f"/>
+          <w:sz w:val="24"/>
+          <w:szCs w:val="24"/>
+          <w:rtl w:val="0"/>
+        </w:rPr>
+        <w:t xml:space="preserve">The system will interface directly with various NICU devices to receive real-time sensor and visual data streams.</w:t>
+      </w:r>
+    </w:p>
+    <w:p>
+      <w:pPr>
+        <w:numPr>
+          <w:ilvl w:val="1"/>
+          <w:numId w:val="9"/>
+        </w:numPr>
+        <w:spacing w:after="0" w:afterAutospacing="0" w:before="0" w:beforeAutospacing="0" w:lineRule="auto"/>
+        <w:ind w:left="1440" w:hanging="360"/>
+        <w:rPr>
+          <w:sz w:val="24"/>
+          <w:szCs w:val="24"/>
+        </w:rPr>
+      </w:pPr>
+      <w:r>
+        <w:rPr>
+          <w:rFonts w:ascii="Times New Roman" w:cs="Times New Roman" w:eastAsia="Times New Roman" w:hAnsi="Times New Roman"/>
+          <w:color w:val="1f1f1f"/>
+          <w:sz w:val="24"/>
+          <w:szCs w:val="24"/>
+          <w:rtl w:val="0"/>
+        </w:rPr>
+        <w:t xml:space="preserve">Data transfer between devices and the backend is assumed to occur over </w:t>
+      </w:r>
+      <w:r>
+        <w:rPr>
+          <w:rFonts w:ascii="Times New Roman" w:cs="Times New Roman" w:eastAsia="Times New Roman" w:hAnsi="Times New Roman"/>
           <w:b w:val="1"/>
           <w:color w:val="1f1f1f"/>
           <w:sz w:val="24"/>
           <w:szCs w:val="24"/>
           <w:rtl w:val="0"/>
         </w:rPr>
-        <w:t xml:space="preserve">NICU Clinician:</w:t>
+        <w:t xml:space="preserve">Ethernet</w:t>
       </w:r>
       <w:r>
         <w:rPr>
@@ -4176,7 +4289,379 @@
           <w:szCs w:val="24"/>
           <w:rtl w:val="0"/>
         </w:rPr>
-        <w:t xml:space="preserve"> Will access the local website interface to monitor real-time AI diagnoses from NICU devices.</w:t>
+        <w:t xml:space="preserve"> using the </w:t>
+      </w:r>
+      <w:r>
+        <w:rPr>
+          <w:rFonts w:ascii="Times New Roman" w:cs="Times New Roman" w:eastAsia="Times New Roman" w:hAnsi="Times New Roman"/>
+          <w:b w:val="1"/>
+          <w:color w:val="1f1f1f"/>
+          <w:sz w:val="24"/>
+          <w:szCs w:val="24"/>
+          <w:rtl w:val="0"/>
+        </w:rPr>
+        <w:t xml:space="preserve">TCP/IP protocol</w:t>
+      </w:r>
+      <w:r>
+        <w:rPr>
+          <w:rFonts w:ascii="Times New Roman" w:cs="Times New Roman" w:eastAsia="Times New Roman" w:hAnsi="Times New Roman"/>
+          <w:color w:val="1f1f1f"/>
+          <w:sz w:val="24"/>
+          <w:szCs w:val="24"/>
+          <w:rtl w:val="0"/>
+        </w:rPr>
+        <w:t xml:space="preserve"> to ensure reliable delivery and low latency.</w:t>
+      </w:r>
+    </w:p>
+    <w:p>
+      <w:pPr>
+        <w:numPr>
+          <w:ilvl w:val="1"/>
+          <w:numId w:val="9"/>
+        </w:numPr>
+        <w:spacing w:after="0" w:afterAutospacing="0" w:before="0" w:beforeAutospacing="0" w:lineRule="auto"/>
+        <w:ind w:left="1440" w:hanging="360"/>
+        <w:rPr>
+          <w:sz w:val="24"/>
+          <w:szCs w:val="24"/>
+        </w:rPr>
+      </w:pPr>
+      <w:r>
+        <w:rPr>
+          <w:rFonts w:ascii="Times New Roman" w:cs="Times New Roman" w:eastAsia="Times New Roman" w:hAnsi="Times New Roman"/>
+          <w:color w:val="1f1f1f"/>
+          <w:sz w:val="24"/>
+          <w:szCs w:val="24"/>
+          <w:rtl w:val="0"/>
+        </w:rPr>
+        <w:t xml:space="preserve">The platform will also support </w:t>
+      </w:r>
+      <w:r>
+        <w:rPr>
+          <w:rFonts w:ascii="Times New Roman" w:cs="Times New Roman" w:eastAsia="Times New Roman" w:hAnsi="Times New Roman"/>
+          <w:b w:val="1"/>
+          <w:color w:val="1f1f1f"/>
+          <w:sz w:val="24"/>
+          <w:szCs w:val="24"/>
+          <w:rtl w:val="0"/>
+        </w:rPr>
+        <w:t xml:space="preserve">video input from camera modules</w:t>
+      </w:r>
+      <w:r>
+        <w:rPr>
+          <w:rFonts w:ascii="Times New Roman" w:cs="Times New Roman" w:eastAsia="Times New Roman" w:hAnsi="Times New Roman"/>
+          <w:color w:val="1f1f1f"/>
+          <w:sz w:val="24"/>
+          <w:szCs w:val="24"/>
+          <w:rtl w:val="0"/>
+        </w:rPr>
+        <w:t xml:space="preserve"> for neonatal posture and motion analysis.</w:t>
+      </w:r>
+    </w:p>
+    <w:p>
+      <w:pPr>
+        <w:numPr>
+          <w:ilvl w:val="1"/>
+          <w:numId w:val="9"/>
+        </w:numPr>
+        <w:spacing w:after="0" w:afterAutospacing="0" w:before="0" w:beforeAutospacing="0" w:lineRule="auto"/>
+        <w:ind w:left="1440" w:hanging="360"/>
+        <w:rPr>
+          <w:sz w:val="24"/>
+          <w:szCs w:val="24"/>
+        </w:rPr>
+      </w:pPr>
+      <w:r>
+        <w:rPr>
+          <w:rFonts w:ascii="Times New Roman" w:cs="Times New Roman" w:eastAsia="Times New Roman" w:hAnsi="Times New Roman"/>
+          <w:color w:val="1f1f1f"/>
+          <w:sz w:val="24"/>
+          <w:szCs w:val="24"/>
+          <w:rtl w:val="0"/>
+        </w:rPr>
+        <w:t xml:space="preserve">All processing will be performed on </w:t>
+      </w:r>
+      <w:r>
+        <w:rPr>
+          <w:rFonts w:ascii="Times New Roman" w:cs="Times New Roman" w:eastAsia="Times New Roman" w:hAnsi="Times New Roman"/>
+          <w:b w:val="1"/>
+          <w:color w:val="1f1f1f"/>
+          <w:sz w:val="24"/>
+          <w:szCs w:val="24"/>
+          <w:rtl w:val="0"/>
+        </w:rPr>
+        <w:t xml:space="preserve">x86-compatible CPU systems</w:t>
+      </w:r>
+      <w:r>
+        <w:rPr>
+          <w:rFonts w:ascii="Times New Roman" w:cs="Times New Roman" w:eastAsia="Times New Roman" w:hAnsi="Times New Roman"/>
+          <w:color w:val="1f1f1f"/>
+          <w:sz w:val="24"/>
+          <w:szCs w:val="24"/>
+          <w:rtl w:val="0"/>
+        </w:rPr>
+        <w:t xml:space="preserve"> equipped with at least </w:t>
+      </w:r>
+      <w:r>
+        <w:rPr>
+          <w:rFonts w:ascii="Times New Roman" w:cs="Times New Roman" w:eastAsia="Times New Roman" w:hAnsi="Times New Roman"/>
+          <w:b w:val="1"/>
+          <w:color w:val="1f1f1f"/>
+          <w:sz w:val="24"/>
+          <w:szCs w:val="24"/>
+          <w:rtl w:val="0"/>
+        </w:rPr>
+        <w:t xml:space="preserve">32 GB RAM</w:t>
+      </w:r>
+      <w:r>
+        <w:rPr>
+          <w:rFonts w:ascii="Times New Roman" w:cs="Times New Roman" w:eastAsia="Times New Roman" w:hAnsi="Times New Roman"/>
+          <w:color w:val="1f1f1f"/>
+          <w:sz w:val="24"/>
+          <w:szCs w:val="24"/>
+          <w:rtl w:val="0"/>
+        </w:rPr>
+        <w:t xml:space="preserve"> and </w:t>
+      </w:r>
+      <w:r>
+        <w:rPr>
+          <w:rFonts w:ascii="Times New Roman" w:cs="Times New Roman" w:eastAsia="Times New Roman" w:hAnsi="Times New Roman"/>
+          <w:b w:val="1"/>
+          <w:color w:val="1f1f1f"/>
+          <w:sz w:val="24"/>
+          <w:szCs w:val="24"/>
+          <w:rtl w:val="0"/>
+        </w:rPr>
+        <w:t xml:space="preserve">256 GB local storage</w:t>
+      </w:r>
+      <w:r>
+        <w:rPr>
+          <w:rFonts w:ascii="Times New Roman" w:cs="Times New Roman" w:eastAsia="Times New Roman" w:hAnsi="Times New Roman"/>
+          <w:color w:val="1f1f1f"/>
+          <w:sz w:val="24"/>
+          <w:szCs w:val="24"/>
+          <w:rtl w:val="0"/>
+        </w:rPr>
+        <w:t xml:space="preserve"> to ensure stable operation and real-time AI inference performance.</w:t>
+      </w:r>
+    </w:p>
+    <w:p>
+      <w:pPr>
+        <w:numPr>
+          <w:ilvl w:val="1"/>
+          <w:numId w:val="9"/>
+        </w:numPr>
+        <w:spacing w:after="0" w:afterAutospacing="0" w:before="0" w:beforeAutospacing="0" w:lineRule="auto"/>
+        <w:ind w:left="1440" w:hanging="360"/>
+        <w:rPr>
+          <w:sz w:val="24"/>
+          <w:szCs w:val="24"/>
+        </w:rPr>
+      </w:pPr>
+      <w:r>
+        <w:rPr>
+          <w:rFonts w:ascii="Times New Roman" w:cs="Times New Roman" w:eastAsia="Times New Roman" w:hAnsi="Times New Roman"/>
+          <w:color w:val="1f1f1f"/>
+          <w:sz w:val="24"/>
+          <w:szCs w:val="24"/>
+          <w:rtl w:val="0"/>
+        </w:rPr>
+        <w:t xml:space="preserve">All connected devices are expected to communicate through standardized </w:t>
+      </w:r>
+      <w:r>
+        <w:rPr>
+          <w:rFonts w:ascii="Times New Roman" w:cs="Times New Roman" w:eastAsia="Times New Roman" w:hAnsi="Times New Roman"/>
+          <w:b w:val="1"/>
+          <w:color w:val="1f1f1f"/>
+          <w:sz w:val="24"/>
+          <w:szCs w:val="24"/>
+          <w:rtl w:val="0"/>
+        </w:rPr>
+        <w:t xml:space="preserve">IoMT gateways</w:t>
+      </w:r>
+      <w:r>
+        <w:rPr>
+          <w:rFonts w:ascii="Times New Roman" w:cs="Times New Roman" w:eastAsia="Times New Roman" w:hAnsi="Times New Roman"/>
+          <w:color w:val="1f1f1f"/>
+          <w:sz w:val="24"/>
+          <w:szCs w:val="24"/>
+          <w:rtl w:val="0"/>
+        </w:rPr>
+        <w:t xml:space="preserve"> using </w:t>
+      </w:r>
+      <w:r>
+        <w:rPr>
+          <w:rFonts w:ascii="Times New Roman" w:cs="Times New Roman" w:eastAsia="Times New Roman" w:hAnsi="Times New Roman"/>
+          <w:b w:val="1"/>
+          <w:color w:val="1f1f1f"/>
+          <w:sz w:val="24"/>
+          <w:szCs w:val="24"/>
+          <w:rtl w:val="0"/>
+        </w:rPr>
+        <w:t xml:space="preserve">HL7/DICOM</w:t>
+      </w:r>
+      <w:r>
+        <w:rPr>
+          <w:rFonts w:ascii="Times New Roman" w:cs="Times New Roman" w:eastAsia="Times New Roman" w:hAnsi="Times New Roman"/>
+          <w:color w:val="1f1f1f"/>
+          <w:sz w:val="24"/>
+          <w:szCs w:val="24"/>
+          <w:rtl w:val="0"/>
+        </w:rPr>
+        <w:t xml:space="preserve"> protocols for interoperability.</w:t>
+      </w:r>
+    </w:p>
+    <w:p>
+      <w:pPr>
+        <w:numPr>
+          <w:ilvl w:val="1"/>
+          <w:numId w:val="9"/>
+        </w:numPr>
+        <w:spacing w:after="0" w:afterAutospacing="0" w:before="0" w:beforeAutospacing="0" w:lineRule="auto"/>
+        <w:ind w:left="1440" w:hanging="360"/>
+        <w:rPr>
+          <w:sz w:val="24"/>
+          <w:szCs w:val="24"/>
+        </w:rPr>
+      </w:pPr>
+      <w:r>
+        <w:rPr>
+          <w:rFonts w:ascii="Times New Roman" w:cs="Times New Roman" w:eastAsia="Times New Roman" w:hAnsi="Times New Roman"/>
+          <w:color w:val="1f1f1f"/>
+          <w:sz w:val="24"/>
+          <w:szCs w:val="24"/>
+          <w:rtl w:val="0"/>
+        </w:rPr>
+        <w:t xml:space="preserve">The communication interface shall maintain sufficient data throughput to handle </w:t>
+      </w:r>
+      <w:r>
+        <w:rPr>
+          <w:rFonts w:ascii="Times New Roman" w:cs="Times New Roman" w:eastAsia="Times New Roman" w:hAnsi="Times New Roman"/>
+          <w:b w:val="1"/>
+          <w:color w:val="1f1f1f"/>
+          <w:sz w:val="24"/>
+          <w:szCs w:val="24"/>
+          <w:rtl w:val="0"/>
+        </w:rPr>
+        <w:t xml:space="preserve">up to 20 concurrent devices</w:t>
+      </w:r>
+      <w:r>
+        <w:rPr>
+          <w:rFonts w:ascii="Times New Roman" w:cs="Times New Roman" w:eastAsia="Times New Roman" w:hAnsi="Times New Roman"/>
+          <w:color w:val="1f1f1f"/>
+          <w:sz w:val="24"/>
+          <w:szCs w:val="24"/>
+          <w:rtl w:val="0"/>
+        </w:rPr>
+        <w:t xml:space="preserve"> with a maximum input delay of </w:t>
+      </w:r>
+      <w:r>
+        <w:rPr>
+          <w:rFonts w:ascii="Times New Roman" w:cs="Times New Roman" w:eastAsia="Times New Roman" w:hAnsi="Times New Roman"/>
+          <w:b w:val="1"/>
+          <w:color w:val="1f1f1f"/>
+          <w:sz w:val="24"/>
+          <w:szCs w:val="24"/>
+          <w:rtl w:val="0"/>
+        </w:rPr>
+        <w:t xml:space="preserve">50 ms</w:t>
+      </w:r>
+      <w:r>
+        <w:rPr>
+          <w:rFonts w:ascii="Times New Roman" w:cs="Times New Roman" w:eastAsia="Times New Roman" w:hAnsi="Times New Roman"/>
+          <w:color w:val="1f1f1f"/>
+          <w:sz w:val="24"/>
+          <w:szCs w:val="24"/>
+          <w:rtl w:val="0"/>
+        </w:rPr>
+        <w:t xml:space="preserve"> per stream.</w:t>
+      </w:r>
+    </w:p>
+    <w:p>
+      <w:pPr>
+        <w:numPr>
+          <w:ilvl w:val="1"/>
+          <w:numId w:val="9"/>
+        </w:numPr>
+        <w:spacing w:after="0" w:afterAutospacing="0" w:before="0" w:beforeAutospacing="0" w:lineRule="auto"/>
+        <w:ind w:left="1440" w:hanging="360"/>
+        <w:rPr>
+          <w:sz w:val="24"/>
+          <w:szCs w:val="24"/>
+        </w:rPr>
+      </w:pPr>
+      <w:r>
+        <w:rPr>
+          <w:rFonts w:ascii="Times New Roman" w:cs="Times New Roman" w:eastAsia="Times New Roman" w:hAnsi="Times New Roman"/>
+          <w:color w:val="1f1f1f"/>
+          <w:sz w:val="24"/>
+          <w:szCs w:val="24"/>
+          <w:rtl w:val="0"/>
+        </w:rPr>
+        <w:t xml:space="preserve">Where applicable, network interfaces will support </w:t>
+      </w:r>
+      <w:r>
+        <w:rPr>
+          <w:rFonts w:ascii="Times New Roman" w:cs="Times New Roman" w:eastAsia="Times New Roman" w:hAnsi="Times New Roman"/>
+          <w:b w:val="1"/>
+          <w:color w:val="1f1f1f"/>
+          <w:sz w:val="24"/>
+          <w:szCs w:val="24"/>
+          <w:rtl w:val="0"/>
+        </w:rPr>
+        <w:t xml:space="preserve">redundant Ethernet links</w:t>
+      </w:r>
+      <w:r>
+        <w:rPr>
+          <w:rFonts w:ascii="Times New Roman" w:cs="Times New Roman" w:eastAsia="Times New Roman" w:hAnsi="Times New Roman"/>
+          <w:color w:val="1f1f1f"/>
+          <w:sz w:val="24"/>
+          <w:szCs w:val="24"/>
+          <w:rtl w:val="0"/>
+        </w:rPr>
+        <w:t xml:space="preserve"> and </w:t>
+      </w:r>
+      <w:r>
+        <w:rPr>
+          <w:rFonts w:ascii="Times New Roman" w:cs="Times New Roman" w:eastAsia="Times New Roman" w:hAnsi="Times New Roman"/>
+          <w:b w:val="1"/>
+          <w:color w:val="1f1f1f"/>
+          <w:sz w:val="24"/>
+          <w:szCs w:val="24"/>
+          <w:rtl w:val="0"/>
+        </w:rPr>
+        <w:t xml:space="preserve">auto-recovery mechanisms</w:t>
+      </w:r>
+      <w:r>
+        <w:rPr>
+          <w:rFonts w:ascii="Times New Roman" w:cs="Times New Roman" w:eastAsia="Times New Roman" w:hAnsi="Times New Roman"/>
+          <w:color w:val="1f1f1f"/>
+          <w:sz w:val="24"/>
+          <w:szCs w:val="24"/>
+          <w:rtl w:val="0"/>
+        </w:rPr>
+        <w:t xml:space="preserve"> to maintain </w:t>
+      </w:r>
+      <w:r>
+        <w:rPr>
+          <w:rFonts w:ascii="Times New Roman" w:cs="Times New Roman" w:eastAsia="Times New Roman" w:hAnsi="Times New Roman"/>
+          <w:b w:val="1"/>
+          <w:color w:val="1f1f1f"/>
+          <w:sz w:val="24"/>
+          <w:szCs w:val="24"/>
+          <w:rtl w:val="0"/>
+        </w:rPr>
+        <w:t xml:space="preserve">99.5% system uptime</w:t>
+      </w:r>
+      <w:r>
+        <w:rPr>
+          <w:rFonts w:ascii="Times New Roman" w:cs="Times New Roman" w:eastAsia="Times New Roman" w:hAnsi="Times New Roman"/>
+          <w:color w:val="1f1f1f"/>
+          <w:sz w:val="24"/>
+          <w:szCs w:val="24"/>
+          <w:rtl w:val="0"/>
+        </w:rPr>
+        <w:t xml:space="preserve"> and uninterrupted monitoring operations.</w:t>
       </w:r>
     </w:p>
     <w:p>
@@ -4203,78 +4688,6 @@
           <w:szCs w:val="24"/>
           <w:rtl w:val="0"/>
         </w:rPr>
-        <w:t xml:space="preserve">Hardware Interfaces:</w:t>
-      </w:r>
-    </w:p>
-    <w:p>
-      <w:pPr>
-        <w:numPr>
-          <w:ilvl w:val="1"/>
-          <w:numId w:val="9"/>
-        </w:numPr>
-        <w:spacing w:after="0" w:afterAutospacing="0" w:before="0" w:beforeAutospacing="0" w:lineRule="auto"/>
-        <w:ind w:left="1440" w:hanging="360"/>
-        <w:rPr>
-          <w:sz w:val="24"/>
-          <w:szCs w:val="24"/>
-        </w:rPr>
-      </w:pPr>
-      <w:r>
-        <w:rPr>
-          <w:rFonts w:ascii="Times New Roman" w:cs="Times New Roman" w:eastAsia="Times New Roman" w:hAnsi="Times New Roman"/>
-          <w:color w:val="1f1f1f"/>
-          <w:sz w:val="24"/>
-          <w:szCs w:val="24"/>
-          <w:rtl w:val="0"/>
-        </w:rPr>
-        <w:t xml:space="preserve">The system will interface directly with various </w:t>
-      </w:r>
-      <w:r>
-        <w:rPr>
-          <w:rFonts w:ascii="Times New Roman" w:cs="Times New Roman" w:eastAsia="Times New Roman" w:hAnsi="Times New Roman"/>
-          <w:b w:val="1"/>
-          <w:color w:val="1f1f1f"/>
-          <w:sz w:val="24"/>
-          <w:szCs w:val="24"/>
-          <w:rtl w:val="0"/>
-        </w:rPr>
-        <w:t xml:space="preserve">NICU devices</w:t>
-      </w:r>
-      <w:r>
-        <w:rPr>
-          <w:rFonts w:ascii="Times New Roman" w:cs="Times New Roman" w:eastAsia="Times New Roman" w:hAnsi="Times New Roman"/>
-          <w:color w:val="1f1f1f"/>
-          <w:sz w:val="24"/>
-          <w:szCs w:val="24"/>
-          <w:rtl w:val="0"/>
-        </w:rPr>
-        <w:t xml:space="preserve"> to receive real-time sensor data. This data transfer is assumed to occur over Ethernet using the TCP protocol.</w:t>
-      </w:r>
-    </w:p>
-    <w:p>
-      <w:pPr>
-        <w:numPr>
-          <w:ilvl w:val="0"/>
-          <w:numId w:val="9"/>
-        </w:numPr>
-        <w:shd w:fill="ffffff" w:val="clear"/>
-        <w:spacing w:after="0" w:afterAutospacing="0" w:before="0" w:beforeAutospacing="0" w:lineRule="auto"/>
-        <w:ind w:left="720" w:hanging="360"/>
-        <w:rPr>
-          <w:rFonts w:ascii="Times New Roman" w:cs="Times New Roman" w:eastAsia="Times New Roman" w:hAnsi="Times New Roman"/>
-          <w:sz w:val="24"/>
-          <w:szCs w:val="24"/>
-        </w:rPr>
-      </w:pPr>
-      <w:r>
-        <w:rPr>
-          <w:rFonts w:ascii="Times New Roman" w:cs="Times New Roman" w:eastAsia="Times New Roman" w:hAnsi="Times New Roman"/>
-          <w:b w:val="1"/>
-          <w:color w:val="1f1f1f"/>
-          <w:sz w:val="24"/>
-          <w:szCs w:val="24"/>
-          <w:rtl w:val="0"/>
-        </w:rPr>
         <w:t xml:space="preserve">Software Interfaces:</w:t>
       </w:r>
     </w:p>
@@ -4504,22 +4917,246 @@
           <w:ilvl w:val="0"/>
           <w:numId w:val="2"/>
         </w:numPr>
+        <w:spacing w:after="0" w:afterAutospacing="0" w:before="0" w:beforeAutospacing="0" w:line="312" w:lineRule="auto"/>
+        <w:ind w:left="720" w:hanging="360"/>
+        <w:rPr>
+          <w:rFonts w:ascii="Times New Roman" w:cs="Times New Roman" w:eastAsia="Times New Roman" w:hAnsi="Times New Roman"/>
+          <w:sz w:val="24"/>
+          <w:szCs w:val="24"/>
+        </w:rPr>
+      </w:pPr>
+      <w:r>
+        <w:rPr>
+          <w:rFonts w:ascii="Times New Roman" w:cs="Times New Roman" w:eastAsia="Times New Roman" w:hAnsi="Times New Roman"/>
+          <w:sz w:val="24"/>
+          <w:szCs w:val="24"/>
+          <w:rtl w:val="0"/>
+        </w:rPr>
+        <w:t xml:space="preserve">Database record must be in 5s.</w:t>
+      </w:r>
+    </w:p>
+    <w:p>
+      <w:pPr>
+        <w:widowControl w:val="0"/>
+        <w:numPr>
+          <w:ilvl w:val="0"/>
+          <w:numId w:val="2"/>
+        </w:numPr>
+        <w:spacing w:after="0" w:afterAutospacing="0" w:before="0" w:beforeAutospacing="0" w:line="312" w:lineRule="auto"/>
+        <w:ind w:left="720" w:hanging="360"/>
+        <w:rPr>
+          <w:rFonts w:ascii="Times New Roman" w:cs="Times New Roman" w:eastAsia="Times New Roman" w:hAnsi="Times New Roman"/>
+          <w:sz w:val="24"/>
+          <w:szCs w:val="24"/>
+          <w:u w:val="none"/>
+        </w:rPr>
+      </w:pPr>
+      <w:r>
+        <w:rPr>
+          <w:rFonts w:ascii="Times New Roman" w:cs="Times New Roman" w:eastAsia="Times New Roman" w:hAnsi="Times New Roman"/>
+          <w:sz w:val="24"/>
+          <w:szCs w:val="24"/>
+          <w:rtl w:val="0"/>
+        </w:rPr>
+        <w:t xml:space="preserve">The platform shall maintain </w:t>
+      </w:r>
+      <w:r>
+        <w:rPr>
+          <w:rFonts w:ascii="Times New Roman" w:cs="Times New Roman" w:eastAsia="Times New Roman" w:hAnsi="Times New Roman"/>
+          <w:b w:val="1"/>
+          <w:sz w:val="24"/>
+          <w:szCs w:val="24"/>
+          <w:rtl w:val="0"/>
+        </w:rPr>
+        <w:t xml:space="preserve">99.5% uptime</w:t>
+      </w:r>
+      <w:r>
+        <w:rPr>
+          <w:rFonts w:ascii="Times New Roman" w:cs="Times New Roman" w:eastAsia="Times New Roman" w:hAnsi="Times New Roman"/>
+          <w:sz w:val="24"/>
+          <w:szCs w:val="24"/>
+          <w:rtl w:val="0"/>
+        </w:rPr>
+        <w:t xml:space="preserve">, ensuring continuous monitoring and uninterrupted operation in clinical environments.</w:t>
+      </w:r>
+    </w:p>
+    <w:p>
+      <w:pPr>
+        <w:widowControl w:val="0"/>
+        <w:numPr>
+          <w:ilvl w:val="0"/>
+          <w:numId w:val="2"/>
+        </w:numPr>
+        <w:spacing w:after="0" w:afterAutospacing="0" w:before="0" w:beforeAutospacing="0" w:line="312" w:lineRule="auto"/>
+        <w:ind w:left="720" w:hanging="360"/>
+        <w:rPr>
+          <w:rFonts w:ascii="Times New Roman" w:cs="Times New Roman" w:eastAsia="Times New Roman" w:hAnsi="Times New Roman"/>
+          <w:sz w:val="24"/>
+          <w:szCs w:val="24"/>
+          <w:u w:val="none"/>
+        </w:rPr>
+      </w:pPr>
+      <w:r>
+        <w:rPr>
+          <w:rFonts w:ascii="Times New Roman" w:cs="Times New Roman" w:eastAsia="Times New Roman" w:hAnsi="Times New Roman"/>
+          <w:sz w:val="24"/>
+          <w:szCs w:val="24"/>
+          <w:rtl w:val="0"/>
+        </w:rPr>
+        <w:t xml:space="preserve">The backend shall support at least </w:t>
+      </w:r>
+      <w:r>
+        <w:rPr>
+          <w:rFonts w:ascii="Times New Roman" w:cs="Times New Roman" w:eastAsia="Times New Roman" w:hAnsi="Times New Roman"/>
+          <w:b w:val="1"/>
+          <w:sz w:val="24"/>
+          <w:szCs w:val="24"/>
+          <w:rtl w:val="0"/>
+        </w:rPr>
+        <w:t xml:space="preserve">500 concurrent data transactions per second</w:t>
+      </w:r>
+      <w:r>
+        <w:rPr>
+          <w:rFonts w:ascii="Times New Roman" w:cs="Times New Roman" w:eastAsia="Times New Roman" w:hAnsi="Times New Roman"/>
+          <w:sz w:val="24"/>
+          <w:szCs w:val="24"/>
+          <w:rtl w:val="0"/>
+        </w:rPr>
+        <w:t xml:space="preserve"> without significant performance degradation.</w:t>
+      </w:r>
+    </w:p>
+    <w:p>
+      <w:pPr>
+        <w:widowControl w:val="0"/>
+        <w:numPr>
+          <w:ilvl w:val="0"/>
+          <w:numId w:val="2"/>
+        </w:numPr>
+        <w:spacing w:after="0" w:afterAutospacing="0" w:before="0" w:beforeAutospacing="0" w:line="312" w:lineRule="auto"/>
+        <w:ind w:left="720" w:hanging="360"/>
+        <w:rPr>
+          <w:rFonts w:ascii="Times New Roman" w:cs="Times New Roman" w:eastAsia="Times New Roman" w:hAnsi="Times New Roman"/>
+          <w:sz w:val="24"/>
+          <w:szCs w:val="24"/>
+          <w:u w:val="none"/>
+        </w:rPr>
+      </w:pPr>
+      <w:r>
+        <w:rPr>
+          <w:rFonts w:ascii="Times New Roman" w:cs="Times New Roman" w:eastAsia="Times New Roman" w:hAnsi="Times New Roman"/>
+          <w:sz w:val="24"/>
+          <w:szCs w:val="24"/>
+          <w:rtl w:val="0"/>
+        </w:rPr>
+        <w:t xml:space="preserve">The web dashboard shall refresh and display updated patient data within </w:t>
+      </w:r>
+      <w:r>
+        <w:rPr>
+          <w:rFonts w:ascii="Times New Roman" w:cs="Times New Roman" w:eastAsia="Times New Roman" w:hAnsi="Times New Roman"/>
+          <w:b w:val="1"/>
+          <w:sz w:val="24"/>
+          <w:szCs w:val="24"/>
+          <w:rtl w:val="0"/>
+        </w:rPr>
+        <w:t xml:space="preserve">200 ms</w:t>
+      </w:r>
+      <w:r>
+        <w:rPr>
+          <w:rFonts w:ascii="Times New Roman" w:cs="Times New Roman" w:eastAsia="Times New Roman" w:hAnsi="Times New Roman"/>
+          <w:sz w:val="24"/>
+          <w:szCs w:val="24"/>
+          <w:rtl w:val="0"/>
+        </w:rPr>
+        <w:t xml:space="preserve"> of backend updates, ensuring real-time visual feedback.</w:t>
+      </w:r>
+    </w:p>
+    <w:p>
+      <w:pPr>
+        <w:widowControl w:val="0"/>
+        <w:numPr>
+          <w:ilvl w:val="0"/>
+          <w:numId w:val="2"/>
+        </w:numPr>
+        <w:spacing w:after="0" w:afterAutospacing="0" w:before="0" w:beforeAutospacing="0" w:line="312" w:lineRule="auto"/>
+        <w:ind w:left="720" w:hanging="360"/>
+        <w:rPr>
+          <w:rFonts w:ascii="Times New Roman" w:cs="Times New Roman" w:eastAsia="Times New Roman" w:hAnsi="Times New Roman"/>
+          <w:sz w:val="24"/>
+          <w:szCs w:val="24"/>
+        </w:rPr>
+      </w:pPr>
+      <w:r>
+        <w:rPr>
+          <w:rFonts w:ascii="Times New Roman" w:cs="Times New Roman" w:eastAsia="Times New Roman" w:hAnsi="Times New Roman"/>
+          <w:sz w:val="24"/>
+          <w:szCs w:val="24"/>
+          <w:rtl w:val="0"/>
+        </w:rPr>
+        <w:t xml:space="preserve">The system shall maintain </w:t>
+      </w:r>
+      <w:r>
+        <w:rPr>
+          <w:rFonts w:ascii="Times New Roman" w:cs="Times New Roman" w:eastAsia="Times New Roman" w:hAnsi="Times New Roman"/>
+          <w:b w:val="1"/>
+          <w:sz w:val="24"/>
+          <w:szCs w:val="24"/>
+          <w:rtl w:val="0"/>
+        </w:rPr>
+        <w:t xml:space="preserve">CPU usage below 50%</w:t>
+      </w:r>
+      <w:r>
+        <w:rPr>
+          <w:rFonts w:ascii="Times New Roman" w:cs="Times New Roman" w:eastAsia="Times New Roman" w:hAnsi="Times New Roman"/>
+          <w:sz w:val="24"/>
+          <w:szCs w:val="24"/>
+          <w:rtl w:val="0"/>
+        </w:rPr>
+        <w:t xml:space="preserve"> and </w:t>
+      </w:r>
+      <w:r>
+        <w:rPr>
+          <w:rFonts w:ascii="Times New Roman" w:cs="Times New Roman" w:eastAsia="Times New Roman" w:hAnsi="Times New Roman"/>
+          <w:b w:val="1"/>
+          <w:sz w:val="24"/>
+          <w:szCs w:val="24"/>
+          <w:rtl w:val="0"/>
+        </w:rPr>
+        <w:t xml:space="preserve">RAM usage below 75%</w:t>
+      </w:r>
+      <w:r>
+        <w:rPr>
+          <w:rFonts w:ascii="Times New Roman" w:cs="Times New Roman" w:eastAsia="Times New Roman" w:hAnsi="Times New Roman"/>
+          <w:sz w:val="24"/>
+          <w:szCs w:val="24"/>
+          <w:rtl w:val="0"/>
+        </w:rPr>
+        <w:t xml:space="preserve"> (24 GB) during full-capacity operation to prevent performance throttling.</w:t>
+      </w:r>
+    </w:p>
+    <w:p>
+      <w:pPr>
+        <w:widowControl w:val="0"/>
+        <w:numPr>
+          <w:ilvl w:val="0"/>
+          <w:numId w:val="2"/>
+        </w:numPr>
         <w:spacing w:after="240" w:before="0" w:beforeAutospacing="0" w:line="312" w:lineRule="auto"/>
         <w:ind w:left="720" w:hanging="360"/>
         <w:rPr>
           <w:rFonts w:ascii="Times New Roman" w:cs="Times New Roman" w:eastAsia="Times New Roman" w:hAnsi="Times New Roman"/>
           <w:sz w:val="24"/>
           <w:szCs w:val="24"/>
-        </w:rPr>
-      </w:pPr>
-      <w:r>
-        <w:rPr>
-          <w:rFonts w:ascii="Times New Roman" w:cs="Times New Roman" w:eastAsia="Times New Roman" w:hAnsi="Times New Roman"/>
-          <w:sz w:val="24"/>
-          <w:szCs w:val="24"/>
-          <w:rtl w:val="0"/>
-        </w:rPr>
-        <w:t xml:space="preserve">Database record must be in 5s.</w:t>
+          <w:u w:val="none"/>
+        </w:rPr>
+      </w:pPr>
+      <w:r>
+        <w:rPr>
+          <w:rFonts w:ascii="Times New Roman" w:cs="Times New Roman" w:eastAsia="Times New Roman" w:hAnsi="Times New Roman"/>
+          <w:sz w:val="24"/>
+          <w:szCs w:val="24"/>
+          <w:rtl w:val="0"/>
+        </w:rPr>
+        <w:t xml:space="preserve">The architecture shall support horizontal scaling through containerized deployment (Docker/Kubernetes), enabling dynamic resource allocation under high load.</w:t>
       </w:r>
       <w:r>
         <w:rPr>
@@ -4607,7 +5244,32 @@
           <w:szCs w:val="24"/>
           <w:rtl w:val="0"/>
         </w:rPr>
-        <w:t xml:space="preserve">The software will be in Python language.</w:t>
+        <w:t xml:space="preserve">The frontend and backend programs are TBD.</w:t>
+      </w:r>
+    </w:p>
+    <w:p>
+      <w:pPr>
+        <w:numPr>
+          <w:ilvl w:val="0"/>
+          <w:numId w:val="10"/>
+        </w:numPr>
+        <w:spacing w:after="0" w:afterAutospacing="0"/>
+        <w:ind w:left="720" w:hanging="360"/>
+        <w:rPr>
+          <w:rFonts w:ascii="Times New Roman" w:cs="Times New Roman" w:eastAsia="Times New Roman" w:hAnsi="Times New Roman"/>
+          <w:sz w:val="24"/>
+          <w:szCs w:val="24"/>
+          <w:u w:val="none"/>
+        </w:rPr>
+      </w:pPr>
+      <w:r>
+        <w:rPr>
+          <w:rFonts w:ascii="Times New Roman" w:cs="Times New Roman" w:eastAsia="Times New Roman" w:hAnsi="Times New Roman"/>
+          <w:sz w:val="24"/>
+          <w:szCs w:val="24"/>
+          <w:rtl w:val="0"/>
+        </w:rPr>
+        <w:t xml:space="preserve">Python will serve as the core language for the ML infrastructure.</w:t>
       </w:r>
     </w:p>
     <w:p>
@@ -5041,6 +5703,7 @@
           <w:ilvl w:val="0"/>
           <w:numId w:val="3"/>
         </w:numPr>
+        <w:spacing w:after="0" w:afterAutospacing="0"/>
         <w:ind w:left="720" w:hanging="360"/>
         <w:rPr>
           <w:rFonts w:ascii="Times New Roman" w:cs="Times New Roman" w:eastAsia="Times New Roman" w:hAnsi="Times New Roman"/>
@@ -5071,6 +5734,219 @@
           <w:t xml:space="preserve">Requirements</w:t>
         </w:r>
       </w:hyperlink>
+      <w:r>
+        <w:rPr>
+          <w:rtl w:val="0"/>
+        </w:rPr>
+      </w:r>
+    </w:p>
+    <w:p>
+      <w:pPr>
+        <w:numPr>
+          <w:ilvl w:val="0"/>
+          <w:numId w:val="3"/>
+        </w:numPr>
+        <w:spacing w:after="0" w:afterAutospacing="0"/>
+        <w:ind w:left="720" w:hanging="360"/>
+        <w:rPr>
+          <w:rFonts w:ascii="Times New Roman" w:cs="Times New Roman" w:eastAsia="Times New Roman" w:hAnsi="Times New Roman"/>
+          <w:sz w:val="24"/>
+          <w:szCs w:val="24"/>
+          <w:u w:val="none"/>
+        </w:rPr>
+      </w:pPr>
+      <w:r>
+        <w:rPr>
+          <w:rFonts w:ascii="Times New Roman" w:cs="Times New Roman" w:eastAsia="Times New Roman" w:hAnsi="Times New Roman"/>
+          <w:sz w:val="24"/>
+          <w:szCs w:val="24"/>
+          <w:rtl w:val="0"/>
+        </w:rPr>
+        <w:t xml:space="preserve">User Case Diagram</w:t>
+        <w:br w:type="textWrapping"/>
+      </w:r>
+      <w:r>
+        <w:rPr>
+          <w:rFonts w:ascii="Times New Roman" w:cs="Times New Roman" w:eastAsia="Times New Roman" w:hAnsi="Times New Roman"/>
+          <w:sz w:val="24"/>
+          <w:szCs w:val="24"/>
+        </w:rPr>
+        <w:drawing>
+          <wp:inline distB="114300" distT="114300" distL="114300" distR="114300">
+            <wp:extent cx="5486400" cy="4724400"/>
+            <wp:effectExtent b="0" l="0" r="0" t="0"/>
+            <wp:docPr id="6" name="image3.png"/>
+            <a:graphic>
+              <a:graphicData uri="http://schemas.openxmlformats.org/drawingml/2006/picture">
+                <pic:pic>
+                  <pic:nvPicPr>
+                    <pic:cNvPr id="0" name="image3.png"/>
+                    <pic:cNvPicPr preferRelativeResize="0"/>
+                  </pic:nvPicPr>
+                  <pic:blipFill>
+                    <a:blip r:embed="rId11"/>
+                    <a:srcRect b="0" l="0" r="0" t="0"/>
+                    <a:stretch>
+                      <a:fillRect/>
+                    </a:stretch>
+                  </pic:blipFill>
+                  <pic:spPr>
+                    <a:xfrm>
+                      <a:off x="0" y="0"/>
+                      <a:ext cx="5486400" cy="4724400"/>
+                    </a:xfrm>
+                    <a:prstGeom prst="rect"/>
+                    <a:ln/>
+                  </pic:spPr>
+                </pic:pic>
+              </a:graphicData>
+            </a:graphic>
+          </wp:inline>
+        </w:drawing>
+      </w:r>
+      <w:r>
+        <w:rPr>
+          <w:rtl w:val="0"/>
+        </w:rPr>
+      </w:r>
+    </w:p>
+    <w:p>
+      <w:pPr>
+        <w:numPr>
+          <w:ilvl w:val="0"/>
+          <w:numId w:val="3"/>
+        </w:numPr>
+        <w:spacing w:after="0" w:afterAutospacing="0"/>
+        <w:ind w:left="720" w:hanging="360"/>
+        <w:rPr>
+          <w:rFonts w:ascii="Times New Roman" w:cs="Times New Roman" w:eastAsia="Times New Roman" w:hAnsi="Times New Roman"/>
+          <w:sz w:val="24"/>
+          <w:szCs w:val="24"/>
+          <w:u w:val="none"/>
+        </w:rPr>
+      </w:pPr>
+      <w:r>
+        <w:rPr>
+          <w:rFonts w:ascii="Times New Roman" w:cs="Times New Roman" w:eastAsia="Times New Roman" w:hAnsi="Times New Roman"/>
+          <w:sz w:val="24"/>
+          <w:szCs w:val="24"/>
+          <w:rtl w:val="0"/>
+        </w:rPr>
+        <w:t xml:space="preserve">Context Diagram</w:t>
+        <w:br w:type="textWrapping"/>
+      </w:r>
+      <w:r>
+        <w:rPr>
+          <w:rFonts w:ascii="Times New Roman" w:cs="Times New Roman" w:eastAsia="Times New Roman" w:hAnsi="Times New Roman"/>
+          <w:sz w:val="24"/>
+          <w:szCs w:val="24"/>
+        </w:rPr>
+        <w:drawing>
+          <wp:inline distB="114300" distT="114300" distL="114300" distR="114300">
+            <wp:extent cx="5486400" cy="4254500"/>
+            <wp:effectExtent b="0" l="0" r="0" t="0"/>
+            <wp:docPr id="5" name="image2.png"/>
+            <a:graphic>
+              <a:graphicData uri="http://schemas.openxmlformats.org/drawingml/2006/picture">
+                <pic:pic>
+                  <pic:nvPicPr>
+                    <pic:cNvPr id="0" name="image2.png"/>
+                    <pic:cNvPicPr preferRelativeResize="0"/>
+                  </pic:nvPicPr>
+                  <pic:blipFill>
+                    <a:blip r:embed="rId12"/>
+                    <a:srcRect b="0" l="0" r="0" t="0"/>
+                    <a:stretch>
+                      <a:fillRect/>
+                    </a:stretch>
+                  </pic:blipFill>
+                  <pic:spPr>
+                    <a:xfrm>
+                      <a:off x="0" y="0"/>
+                      <a:ext cx="5486400" cy="4254500"/>
+                    </a:xfrm>
+                    <a:prstGeom prst="rect"/>
+                    <a:ln/>
+                  </pic:spPr>
+                </pic:pic>
+              </a:graphicData>
+            </a:graphic>
+          </wp:inline>
+        </w:drawing>
+      </w:r>
+      <w:r>
+        <w:rPr>
+          <w:rFonts w:ascii="Times New Roman" w:cs="Times New Roman" w:eastAsia="Times New Roman" w:hAnsi="Times New Roman"/>
+          <w:sz w:val="24"/>
+          <w:szCs w:val="24"/>
+          <w:rtl w:val="0"/>
+        </w:rPr>
+        <w:br w:type="textWrapping"/>
+      </w:r>
+    </w:p>
+    <w:p>
+      <w:pPr>
+        <w:numPr>
+          <w:ilvl w:val="0"/>
+          <w:numId w:val="3"/>
+        </w:numPr>
+        <w:ind w:left="720" w:hanging="360"/>
+        <w:rPr>
+          <w:rFonts w:ascii="Times New Roman" w:cs="Times New Roman" w:eastAsia="Times New Roman" w:hAnsi="Times New Roman"/>
+          <w:sz w:val="24"/>
+          <w:szCs w:val="24"/>
+          <w:u w:val="none"/>
+        </w:rPr>
+      </w:pPr>
+      <w:r>
+        <w:rPr>
+          <w:rFonts w:ascii="Times New Roman" w:cs="Times New Roman" w:eastAsia="Times New Roman" w:hAnsi="Times New Roman"/>
+          <w:sz w:val="24"/>
+          <w:szCs w:val="24"/>
+          <w:rtl w:val="0"/>
+        </w:rPr>
+        <w:t xml:space="preserve">Activity Diagram</w:t>
+        <w:br w:type="textWrapping"/>
+      </w:r>
+      <w:r>
+        <w:rPr>
+          <w:rFonts w:ascii="Times New Roman" w:cs="Times New Roman" w:eastAsia="Times New Roman" w:hAnsi="Times New Roman"/>
+          <w:sz w:val="24"/>
+          <w:szCs w:val="24"/>
+        </w:rPr>
+        <w:drawing>
+          <wp:inline distB="114300" distT="114300" distL="114300" distR="114300">
+            <wp:extent cx="5486400" cy="3949700"/>
+            <wp:effectExtent b="0" l="0" r="0" t="0"/>
+            <wp:docPr id="3" name="image4.png"/>
+            <a:graphic>
+              <a:graphicData uri="http://schemas.openxmlformats.org/drawingml/2006/picture">
+                <pic:pic>
+                  <pic:nvPicPr>
+                    <pic:cNvPr id="0" name="image4.png"/>
+                    <pic:cNvPicPr preferRelativeResize="0"/>
+                  </pic:nvPicPr>
+                  <pic:blipFill>
+                    <a:blip r:embed="rId13"/>
+                    <a:srcRect b="0" l="0" r="0" t="0"/>
+                    <a:stretch>
+                      <a:fillRect/>
+                    </a:stretch>
+                  </pic:blipFill>
+                  <pic:spPr>
+                    <a:xfrm>
+                      <a:off x="0" y="0"/>
+                      <a:ext cx="5486400" cy="3949700"/>
+                    </a:xfrm>
+                    <a:prstGeom prst="rect"/>
+                    <a:ln/>
+                  </pic:spPr>
+                </pic:pic>
+              </a:graphicData>
+            </a:graphic>
+          </wp:inline>
+        </w:drawing>
+      </w:r>
       <w:r>
         <w:rPr>
           <w:rtl w:val="0"/>
